--- a/words/project/Prj 아르테 장소기반 예술교육.docx
+++ b/words/project/Prj 아르테 장소기반 예술교육.docx
@@ -19,7 +19,7 @@
           <w:szCs w:val="23"/>
           <w:rtl w:val="0"/>
         </w:rPr>
-        <w:t xml:space="preserve">아르떼 Arte 장소기반 문화예술교육기획 워크숍  </w:t>
+        <w:t xml:space="preserve">아르떼 Arte 장소기반 문화예술교육기획 워크숍  Arte Place-Based Arts Education Planning Workshop</w:t>
       </w:r>
     </w:p>
     <w:p>
@@ -52,7 +52,7 @@
           <w:bCs w:val="0"/>
           <w:rtl w:val="0"/>
         </w:rPr>
-        <w:t xml:space="preserve">(Area) 브랜딩 Branding</w:t>
+        <w:t xml:space="preserve">(Area) 교육 Education</w:t>
       </w:r>
     </w:p>
     <w:p>
@@ -154,7 +154,32 @@
           <w:bCs w:val="0"/>
           <w:rtl w:val="0"/>
         </w:rPr>
+        <w:t xml:space="preserve">(Partner) 젤리장 Jelly Jang</w:t>
+      </w:r>
+      <w:r>
+        <w:rPr>
+          <w:rtl w:val="0"/>
+        </w:rPr>
+      </w:r>
+    </w:p>
+    <w:p>
+      <w:pPr>
+        <w:spacing w:line="276" w:lineRule="auto"/>
+        <w:rPr/>
+      </w:pPr>
+      <w:r>
+        <w:rPr>
+          <w:rFonts w:ascii="Arial Unicode MS" w:cs="Arial Unicode MS" w:eastAsia="Arial Unicode MS" w:hAnsi="Arial Unicode MS"/>
+          <w:b w:val="0"/>
+          <w:bCs w:val="0"/>
+          <w:rtl w:val="0"/>
+        </w:rPr>
         <w:t xml:space="preserve">(client) 한국문화예술교육진흥원(ARTE)</w:t>
+      </w:r>
+      <w:r>
+        <w:rPr>
+          <w:rtl w:val="0"/>
+        </w:rPr>
       </w:r>
     </w:p>
     <w:p>
@@ -264,7 +289,7 @@
         </w:rPr>
         <w:drawing>
           <wp:inline distB="114300" distT="114300" distL="114300" distR="114300">
-            <wp:extent cx="5731200" cy="7645400"/>
+            <wp:extent cx="3588244" cy="4786313"/>
             <wp:effectExtent b="0" l="0" r="0" t="0"/>
             <wp:docPr id="1" name="image1.jpg"/>
             <a:graphic>
@@ -284,7 +309,7 @@
                   <pic:spPr>
                     <a:xfrm>
                       <a:off x="0" y="0"/>
-                      <a:ext cx="5731200" cy="7645400"/>
+                      <a:ext cx="3588244" cy="4786313"/>
                     </a:xfrm>
                     <a:prstGeom prst="rect"/>
                     <a:ln/>
